--- a/202411_SISTRA2-VERSIONES_es.docx
+++ b/202411_SISTRA2-VERSIONES_es.docx
@@ -53909,10 +53909,7 @@
         <w:ind w:left="360"/>
       </w:pPr>
       <w:r>
-        <w:t xml:space="preserve">Esta issue corrige un error que impedía </w:t>
-      </w:r>
-      <w:r>
-        <w:t>el correcto funcionamiento de un trámite que contiene un GFE</w:t>
+        <w:t>Esta issue corrige un error que impedía el correcto funcionamiento de un trámite que contiene un GFE</w:t>
       </w:r>
       <w:r>
         <w:t>, tras su importación en un área donde no existe ese GFE</w:t>
@@ -54440,6 +54437,61 @@
       </w:pPr>
       <w:r>
         <w:t>Con esta issue se evita un error no controlado y se avisa cuando se intenta anexar un fichero PDF protegido con contraseña, si ese anexo está configurado para requerir firma.</w:t>
+      </w:r>
+    </w:p>
+    <w:p>
+      <w:pPr>
+        <w:suppressAutoHyphens w:val="0"/>
+        <w:spacing w:before="0" w:after="0"/>
+      </w:pPr>
+    </w:p>
+    <w:p>
+      <w:pPr>
+        <w:numPr>
+          <w:ilvl w:val="0"/>
+          <w:numId w:val="21"/>
+        </w:numPr>
+        <w:suppressAutoHyphens w:val="0"/>
+        <w:spacing w:before="0" w:after="0"/>
+        <w:ind w:left="360"/>
+      </w:pPr>
+      <w:r>
+        <w:t>#8</w:t>
+      </w:r>
+      <w:r>
+        <w:t>51</w:t>
+      </w:r>
+      <w:r>
+        <w:t xml:space="preserve"> </w:t>
+      </w:r>
+      <w:proofErr w:type="spellStart"/>
+      <w:r>
+        <w:t>Revisió</w:t>
+      </w:r>
+      <w:proofErr w:type="spellEnd"/>
+      <w:r>
+        <w:t xml:space="preserve"> exhaustiva de totes les </w:t>
+      </w:r>
+      <w:proofErr w:type="spellStart"/>
+      <w:r>
+        <w:t>ajudes</w:t>
+      </w:r>
+      <w:proofErr w:type="spellEnd"/>
+    </w:p>
+    <w:p>
+      <w:pPr>
+        <w:suppressAutoHyphens w:val="0"/>
+        <w:spacing w:before="0" w:after="0"/>
+        <w:ind w:left="360"/>
+      </w:pPr>
+      <w:r>
+        <w:t xml:space="preserve">Con esta issue se </w:t>
+      </w:r>
+      <w:r>
+        <w:t>realiza una revisión ortográfica y gramatical de todas las ayudas de SISTRAGES y SISTRAMIT</w:t>
+      </w:r>
+      <w:r>
+        <w:t>.</w:t>
       </w:r>
     </w:p>
     <w:p>
@@ -58682,10 +58734,6 @@
 </file>
 
 <file path=customXml/item1.xml><?xml version="1.0" encoding="utf-8"?>
-<b:Sources xmlns:b="http://schemas.openxmlformats.org/officeDocument/2006/bibliography" xmlns="http://schemas.openxmlformats.org/officeDocument/2006/bibliography" SelectedStyle="\APA.XSL" StyleName="APA"/>
-</file>
-
-<file path=customXml/item2.xml><?xml version="1.0" encoding="utf-8"?>
 <s:customData xmlns="http://www.wps.cn/officeDocument/2013/wpsCustomData" xmlns:s="http://www.wps.cn/officeDocument/2013/wpsCustomData">
   <customSectProps>
     <customSectPr/>
@@ -58695,18 +58743,22 @@
 </s:customData>
 </file>
 
+<file path=customXml/item2.xml><?xml version="1.0" encoding="utf-8"?>
+<b:Sources xmlns:b="http://schemas.openxmlformats.org/officeDocument/2006/bibliography" xmlns="http://schemas.openxmlformats.org/officeDocument/2006/bibliography" SelectedStyle="\APA.XSL" StyleName="APA"/>
+</file>
+
 <file path=customXml/itemProps1.xml><?xml version="1.0" encoding="utf-8"?>
+<ds:datastoreItem xmlns:ds="http://schemas.openxmlformats.org/officeDocument/2006/customXml" ds:itemID="{B1977F7D-205B-4081-913C-38D41E755F92}">
+  <ds:schemaRefs>
+    <ds:schemaRef ds:uri="http://www.wps.cn/officeDocument/2013/wpsCustomData"/>
+  </ds:schemaRefs>
+</ds:datastoreItem>
+</file>
+
+<file path=customXml/itemProps2.xml><?xml version="1.0" encoding="utf-8"?>
 <ds:datastoreItem xmlns:ds="http://schemas.openxmlformats.org/officeDocument/2006/customXml" ds:itemID="{FB80DA95-0F61-4087-9B4A-3A18D254964B}">
   <ds:schemaRefs>
     <ds:schemaRef ds:uri="http://schemas.openxmlformats.org/officeDocument/2006/bibliography"/>
   </ds:schemaRefs>
 </ds:datastoreItem>
-</file>
-
-<file path=customXml/itemProps2.xml><?xml version="1.0" encoding="utf-8"?>
-<ds:datastoreItem xmlns:ds="http://schemas.openxmlformats.org/officeDocument/2006/customXml" ds:itemID="{B1977F7D-205B-4081-913C-38D41E755F92}">
-  <ds:schemaRefs>
-    <ds:schemaRef ds:uri="http://www.wps.cn/officeDocument/2013/wpsCustomData"/>
-  </ds:schemaRefs>
-</ds:datastoreItem>
 </file>